--- a/public/2026/seq03/EBEP_S3-A03_Filius2_4eme.docx
+++ b/public/2026/seq03/EBEP_S3-A03_Filius2_4eme.docx
@@ -213,6 +213,21 @@
               <w:t xml:space="preserve">ACTIVITÉ N°03</w:t>
             </w:r>
           </w:p>
+          <w:p>
+            <w:pPr>
+              <w:spacing w:after="0"/>
+            </w:pPr>
+            <w:r>
+              <w:rPr>
+                <w:rFonts w:ascii="Arial" w:cs="Arial" w:eastAsia="Arial" w:hAnsi="Arial"/>
+                <w:i w:val="false"/>
+                <w:iCs w:val="false"/>
+                <w:sz w:val="15"/>
+                <w:szCs w:val="15"/>
+              </w:rPr>
+              <w:t xml:space="preserve">Filius (2) : routeur et DNS</w:t>
+            </w:r>
+          </w:p>
         </w:tc>
         <w:tc>
           <w:tcPr>

--- a/public/2026/seq03/EBEP_S3-A03_Filius2_4eme.docx
+++ b/public/2026/seq03/EBEP_S3-A03_Filius2_4eme.docx
@@ -637,7 +637,7 @@
                 <w:sz w:val="40"/>
                 <w:szCs w:val="40"/>
               </w:rPr>
-              <w:t xml:space="preserve">2 — Relie.</w:t>
+              <w:t xml:space="preserve">2 — Écris le NUMÉRO de l'appareil devant son rôle.</w:t>
             </w:r>
           </w:p>
         </w:tc>
@@ -701,7 +701,7 @@
                 <w:sz w:val="40"/>
                 <w:szCs w:val="40"/>
               </w:rPr>
-              <w:t xml:space="preserve">Le ROUTEUR  ●</w:t>
+              <w:t xml:space="preserve">1. Le ROUTEUR</w:t>
             </w:r>
           </w:p>
         </w:tc>
@@ -727,7 +727,6 @@
               <w:keepNext/>
               <w:keepLines/>
               <w:spacing w:after="0"/>
-              <w:jc w:val="right"/>
             </w:pPr>
             <w:r>
               <w:rPr>
@@ -739,7 +738,7 @@
                 <w:sz w:val="40"/>
                 <w:szCs w:val="40"/>
               </w:rPr>
-              <w:t xml:space="preserve">●  traduit www… en adresse IP</w:t>
+              <w:t xml:space="preserve">....  traduit www… en adresse IP</w:t>
             </w:r>
           </w:p>
         </w:tc>
@@ -779,7 +778,7 @@
                 <w:sz w:val="40"/>
                 <w:szCs w:val="40"/>
               </w:rPr>
-              <w:t xml:space="preserve">Le serveur DNS  ●</w:t>
+              <w:t xml:space="preserve">2. Le serveur DNS</w:t>
             </w:r>
           </w:p>
         </w:tc>
@@ -803,7 +802,6 @@
           <w:p>
             <w:pPr>
               <w:spacing w:after="0"/>
-              <w:jc w:val="right"/>
             </w:pPr>
             <w:r>
               <w:rPr>
@@ -815,7 +813,7 @@
                 <w:sz w:val="40"/>
                 <w:szCs w:val="40"/>
               </w:rPr>
-              <w:t xml:space="preserve">●  fait passer d'un réseau à l'autre</w:t>
+              <w:t xml:space="preserve">....  fait passer d'un réseau à l'autre</w:t>
             </w:r>
           </w:p>
         </w:tc>
